--- a/8-资源管理/流程制度规范类文件/100102-服务台管理制度.docx
+++ b/8-资源管理/流程制度规范类文件/100102-服务台管理制度.docx
@@ -102,7 +102,7 @@
         <w:pStyle w:val="24"/>
         <w:bidi w:val="0"/>
       </w:pPr>
-      <w:bookmarkStart w:id="0" w:name="_Toc31815"/>
+      <w:bookmarkStart w:id="0" w:name="_Toc6079"/>
       <w:r>
         <w:rPr>
           <w:rFonts w:hint="eastAsia"/>
@@ -121,7 +121,7 @@
           <w:lang w:val="en-US"/>
         </w:rPr>
       </w:pPr>
-      <w:bookmarkStart w:id="1" w:name="_Toc16053"/>
+      <w:bookmarkStart w:id="1" w:name="_Toc5960"/>
       <w:r>
         <w:rPr>
           <w:rFonts w:hint="eastAsia"/>
@@ -867,7 +867,6 @@
                 <w:szCs w:val="20"/>
               </w:rPr>
             </w:pPr>
-            <w:bookmarkStart w:id="32" w:name="_GoBack"/>
             <w:r>
               <w:rPr>
                 <w:rFonts w:hint="eastAsia" w:ascii="宋体" w:hAnsi="宋体" w:eastAsia="宋体" w:cs="宋体"/>
@@ -892,7 +891,6 @@
               </w:rPr>
               <w:t>振</w:t>
             </w:r>
-            <w:bookmarkEnd w:id="32"/>
           </w:p>
         </w:tc>
         <w:tc>
@@ -1429,7 +1427,7 @@
               <w:rFonts w:hint="eastAsia" w:ascii="宋体" w:hAnsi="宋体" w:eastAsia="宋体" w:cs="宋体"/>
               <w:szCs w:val="24"/>
             </w:rPr>
-            <w:instrText xml:space="preserve"> HYPERLINK \l _Toc31815 </w:instrText>
+            <w:instrText xml:space="preserve"> HYPERLINK \l _Toc6079 </w:instrText>
           </w:r>
           <w:r>
             <w:rPr>
@@ -1452,7 +1450,7 @@
             <w:fldChar w:fldCharType="begin"/>
           </w:r>
           <w:r>
-            <w:instrText xml:space="preserve"> PAGEREF _Toc31815 \h </w:instrText>
+            <w:instrText xml:space="preserve"> PAGEREF _Toc6079 \h </w:instrText>
           </w:r>
           <w:r>
             <w:fldChar w:fldCharType="separate"/>
@@ -1490,7 +1488,7 @@
               <w:rFonts w:hint="eastAsia" w:ascii="宋体" w:hAnsi="宋体" w:eastAsia="宋体" w:cs="宋体"/>
               <w:szCs w:val="24"/>
             </w:rPr>
-            <w:instrText xml:space="preserve"> HYPERLINK \l _Toc16053 </w:instrText>
+            <w:instrText xml:space="preserve"> HYPERLINK \l _Toc5960 </w:instrText>
           </w:r>
           <w:r>
             <w:rPr>
@@ -1513,7 +1511,7 @@
             <w:fldChar w:fldCharType="begin"/>
           </w:r>
           <w:r>
-            <w:instrText xml:space="preserve"> PAGEREF _Toc16053 \h </w:instrText>
+            <w:instrText xml:space="preserve"> PAGEREF _Toc5960 \h </w:instrText>
           </w:r>
           <w:r>
             <w:fldChar w:fldCharType="separate"/>
@@ -1551,7 +1549,7 @@
               <w:rFonts w:hint="eastAsia" w:ascii="宋体" w:hAnsi="宋体" w:eastAsia="宋体" w:cs="宋体"/>
               <w:szCs w:val="24"/>
             </w:rPr>
-            <w:instrText xml:space="preserve"> HYPERLINK \l _Toc4584 </w:instrText>
+            <w:instrText xml:space="preserve"> HYPERLINK \l _Toc23125 </w:instrText>
           </w:r>
           <w:r>
             <w:rPr>
@@ -1576,7 +1574,7 @@
             <w:fldChar w:fldCharType="begin"/>
           </w:r>
           <w:r>
-            <w:instrText xml:space="preserve"> PAGEREF _Toc4584 \h </w:instrText>
+            <w:instrText xml:space="preserve"> PAGEREF _Toc23125 \h </w:instrText>
           </w:r>
           <w:r>
             <w:fldChar w:fldCharType="separate"/>
@@ -1614,7 +1612,7 @@
               <w:rFonts w:hint="eastAsia" w:ascii="宋体" w:hAnsi="宋体" w:eastAsia="宋体" w:cs="宋体"/>
               <w:szCs w:val="24"/>
             </w:rPr>
-            <w:instrText xml:space="preserve"> HYPERLINK \l _Toc3210 </w:instrText>
+            <w:instrText xml:space="preserve"> HYPERLINK \l _Toc936 </w:instrText>
           </w:r>
           <w:r>
             <w:rPr>
@@ -1644,7 +1642,7 @@
             <w:fldChar w:fldCharType="begin"/>
           </w:r>
           <w:r>
-            <w:instrText xml:space="preserve"> PAGEREF _Toc3210 \h </w:instrText>
+            <w:instrText xml:space="preserve"> PAGEREF _Toc936 \h </w:instrText>
           </w:r>
           <w:r>
             <w:fldChar w:fldCharType="separate"/>
@@ -1682,7 +1680,7 @@
               <w:rFonts w:hint="eastAsia" w:ascii="宋体" w:hAnsi="宋体" w:eastAsia="宋体" w:cs="宋体"/>
               <w:szCs w:val="24"/>
             </w:rPr>
-            <w:instrText xml:space="preserve"> HYPERLINK \l _Toc13547 </w:instrText>
+            <w:instrText xml:space="preserve"> HYPERLINK \l _Toc18926 </w:instrText>
           </w:r>
           <w:r>
             <w:rPr>
@@ -1714,7 +1712,7 @@
             <w:fldChar w:fldCharType="begin"/>
           </w:r>
           <w:r>
-            <w:instrText xml:space="preserve"> PAGEREF _Toc13547 \h </w:instrText>
+            <w:instrText xml:space="preserve"> PAGEREF _Toc18926 \h </w:instrText>
           </w:r>
           <w:r>
             <w:fldChar w:fldCharType="separate"/>
@@ -1752,7 +1750,7 @@
               <w:rFonts w:hint="eastAsia" w:ascii="宋体" w:hAnsi="宋体" w:eastAsia="宋体" w:cs="宋体"/>
               <w:szCs w:val="24"/>
             </w:rPr>
-            <w:instrText xml:space="preserve"> HYPERLINK \l _Toc21537 </w:instrText>
+            <w:instrText xml:space="preserve"> HYPERLINK \l _Toc9035 </w:instrText>
           </w:r>
           <w:r>
             <w:rPr>
@@ -1782,7 +1780,7 @@
             <w:fldChar w:fldCharType="begin"/>
           </w:r>
           <w:r>
-            <w:instrText xml:space="preserve"> PAGEREF _Toc21537 \h </w:instrText>
+            <w:instrText xml:space="preserve"> PAGEREF _Toc9035 \h </w:instrText>
           </w:r>
           <w:r>
             <w:fldChar w:fldCharType="separate"/>
@@ -1820,7 +1818,7 @@
               <w:rFonts w:hint="eastAsia" w:ascii="宋体" w:hAnsi="宋体" w:eastAsia="宋体" w:cs="宋体"/>
               <w:szCs w:val="24"/>
             </w:rPr>
-            <w:instrText xml:space="preserve"> HYPERLINK \l _Toc18910 </w:instrText>
+            <w:instrText xml:space="preserve"> HYPERLINK \l _Toc31188 </w:instrText>
           </w:r>
           <w:r>
             <w:rPr>
@@ -1850,7 +1848,7 @@
             <w:fldChar w:fldCharType="begin"/>
           </w:r>
           <w:r>
-            <w:instrText xml:space="preserve"> PAGEREF _Toc18910 \h </w:instrText>
+            <w:instrText xml:space="preserve"> PAGEREF _Toc31188 \h </w:instrText>
           </w:r>
           <w:r>
             <w:fldChar w:fldCharType="separate"/>
@@ -1888,7 +1886,7 @@
               <w:rFonts w:hint="eastAsia" w:ascii="宋体" w:hAnsi="宋体" w:eastAsia="宋体" w:cs="宋体"/>
               <w:szCs w:val="24"/>
             </w:rPr>
-            <w:instrText xml:space="preserve"> HYPERLINK \l _Toc22858 </w:instrText>
+            <w:instrText xml:space="preserve"> HYPERLINK \l _Toc22730 </w:instrText>
           </w:r>
           <w:r>
             <w:rPr>
@@ -1918,7 +1916,7 @@
             <w:fldChar w:fldCharType="begin"/>
           </w:r>
           <w:r>
-            <w:instrText xml:space="preserve"> PAGEREF _Toc22858 \h </w:instrText>
+            <w:instrText xml:space="preserve"> PAGEREF _Toc22730 \h </w:instrText>
           </w:r>
           <w:r>
             <w:fldChar w:fldCharType="separate"/>
@@ -1956,7 +1954,7 @@
               <w:rFonts w:hint="eastAsia" w:ascii="宋体" w:hAnsi="宋体" w:eastAsia="宋体" w:cs="宋体"/>
               <w:szCs w:val="24"/>
             </w:rPr>
-            <w:instrText xml:space="preserve"> HYPERLINK \l _Toc22800 </w:instrText>
+            <w:instrText xml:space="preserve"> HYPERLINK \l _Toc13542 </w:instrText>
           </w:r>
           <w:r>
             <w:rPr>
@@ -1986,7 +1984,7 @@
             <w:fldChar w:fldCharType="begin"/>
           </w:r>
           <w:r>
-            <w:instrText xml:space="preserve"> PAGEREF _Toc22800 \h </w:instrText>
+            <w:instrText xml:space="preserve"> PAGEREF _Toc13542 \h </w:instrText>
           </w:r>
           <w:r>
             <w:fldChar w:fldCharType="separate"/>
@@ -2024,7 +2022,7 @@
               <w:rFonts w:hint="eastAsia" w:ascii="宋体" w:hAnsi="宋体" w:eastAsia="宋体" w:cs="宋体"/>
               <w:szCs w:val="24"/>
             </w:rPr>
-            <w:instrText xml:space="preserve"> HYPERLINK \l _Toc4024 </w:instrText>
+            <w:instrText xml:space="preserve"> HYPERLINK \l _Toc4999 </w:instrText>
           </w:r>
           <w:r>
             <w:rPr>
@@ -2054,7 +2052,7 @@
             <w:fldChar w:fldCharType="begin"/>
           </w:r>
           <w:r>
-            <w:instrText xml:space="preserve"> PAGEREF _Toc4024 \h </w:instrText>
+            <w:instrText xml:space="preserve"> PAGEREF _Toc4999 \h </w:instrText>
           </w:r>
           <w:r>
             <w:fldChar w:fldCharType="separate"/>
@@ -2092,7 +2090,7 @@
               <w:rFonts w:hint="eastAsia" w:ascii="宋体" w:hAnsi="宋体" w:eastAsia="宋体" w:cs="宋体"/>
               <w:szCs w:val="24"/>
             </w:rPr>
-            <w:instrText xml:space="preserve"> HYPERLINK \l _Toc18756 </w:instrText>
+            <w:instrText xml:space="preserve"> HYPERLINK \l _Toc17657 </w:instrText>
           </w:r>
           <w:r>
             <w:rPr>
@@ -2117,7 +2115,7 @@
             <w:fldChar w:fldCharType="begin"/>
           </w:r>
           <w:r>
-            <w:instrText xml:space="preserve"> PAGEREF _Toc18756 \h </w:instrText>
+            <w:instrText xml:space="preserve"> PAGEREF _Toc17657 \h </w:instrText>
           </w:r>
           <w:r>
             <w:fldChar w:fldCharType="separate"/>
@@ -2155,7 +2153,7 @@
               <w:rFonts w:hint="eastAsia" w:ascii="宋体" w:hAnsi="宋体" w:eastAsia="宋体" w:cs="宋体"/>
               <w:szCs w:val="24"/>
             </w:rPr>
-            <w:instrText xml:space="preserve"> HYPERLINK \l _Toc17859 </w:instrText>
+            <w:instrText xml:space="preserve"> HYPERLINK \l _Toc5652 </w:instrText>
           </w:r>
           <w:r>
             <w:rPr>
@@ -2180,7 +2178,7 @@
             <w:fldChar w:fldCharType="begin"/>
           </w:r>
           <w:r>
-            <w:instrText xml:space="preserve"> PAGEREF _Toc17859 \h </w:instrText>
+            <w:instrText xml:space="preserve"> PAGEREF _Toc5652 \h </w:instrText>
           </w:r>
           <w:r>
             <w:fldChar w:fldCharType="separate"/>
@@ -2218,7 +2216,7 @@
               <w:rFonts w:hint="eastAsia" w:ascii="宋体" w:hAnsi="宋体" w:eastAsia="宋体" w:cs="宋体"/>
               <w:szCs w:val="24"/>
             </w:rPr>
-            <w:instrText xml:space="preserve"> HYPERLINK \l _Toc20431 </w:instrText>
+            <w:instrText xml:space="preserve"> HYPERLINK \l _Toc18973 </w:instrText>
           </w:r>
           <w:r>
             <w:rPr>
@@ -2243,7 +2241,7 @@
             <w:fldChar w:fldCharType="begin"/>
           </w:r>
           <w:r>
-            <w:instrText xml:space="preserve"> PAGEREF _Toc20431 \h </w:instrText>
+            <w:instrText xml:space="preserve"> PAGEREF _Toc18973 \h </w:instrText>
           </w:r>
           <w:r>
             <w:fldChar w:fldCharType="separate"/>
@@ -2281,7 +2279,7 @@
               <w:rFonts w:hint="eastAsia" w:ascii="宋体" w:hAnsi="宋体" w:eastAsia="宋体" w:cs="宋体"/>
               <w:szCs w:val="24"/>
             </w:rPr>
-            <w:instrText xml:space="preserve"> HYPERLINK \l _Toc573 </w:instrText>
+            <w:instrText xml:space="preserve"> HYPERLINK \l _Toc28901 </w:instrText>
           </w:r>
           <w:r>
             <w:rPr>
@@ -2306,7 +2304,7 @@
             <w:fldChar w:fldCharType="begin"/>
           </w:r>
           <w:r>
-            <w:instrText xml:space="preserve"> PAGEREF _Toc573 \h </w:instrText>
+            <w:instrText xml:space="preserve"> PAGEREF _Toc28901 \h </w:instrText>
           </w:r>
           <w:r>
             <w:fldChar w:fldCharType="separate"/>
@@ -2344,7 +2342,7 @@
               <w:rFonts w:hint="eastAsia" w:ascii="宋体" w:hAnsi="宋体" w:eastAsia="宋体" w:cs="宋体"/>
               <w:szCs w:val="24"/>
             </w:rPr>
-            <w:instrText xml:space="preserve"> HYPERLINK \l _Toc19373 </w:instrText>
+            <w:instrText xml:space="preserve"> HYPERLINK \l _Toc18708 </w:instrText>
           </w:r>
           <w:r>
             <w:rPr>
@@ -2369,7 +2367,7 @@
             <w:fldChar w:fldCharType="begin"/>
           </w:r>
           <w:r>
-            <w:instrText xml:space="preserve"> PAGEREF _Toc19373 \h </w:instrText>
+            <w:instrText xml:space="preserve"> PAGEREF _Toc18708 \h </w:instrText>
           </w:r>
           <w:r>
             <w:fldChar w:fldCharType="separate"/>
@@ -2407,7 +2405,7 @@
               <w:rFonts w:hint="eastAsia" w:ascii="宋体" w:hAnsi="宋体" w:eastAsia="宋体" w:cs="宋体"/>
               <w:szCs w:val="24"/>
             </w:rPr>
-            <w:instrText xml:space="preserve"> HYPERLINK \l _Toc5599 </w:instrText>
+            <w:instrText xml:space="preserve"> HYPERLINK \l _Toc23398 </w:instrText>
           </w:r>
           <w:r>
             <w:rPr>
@@ -2432,7 +2430,7 @@
             <w:fldChar w:fldCharType="begin"/>
           </w:r>
           <w:r>
-            <w:instrText xml:space="preserve"> PAGEREF _Toc5599 \h </w:instrText>
+            <w:instrText xml:space="preserve"> PAGEREF _Toc23398 \h </w:instrText>
           </w:r>
           <w:r>
             <w:fldChar w:fldCharType="separate"/>
@@ -2470,7 +2468,7 @@
               <w:rFonts w:hint="eastAsia" w:ascii="宋体" w:hAnsi="宋体" w:eastAsia="宋体" w:cs="宋体"/>
               <w:szCs w:val="24"/>
             </w:rPr>
-            <w:instrText xml:space="preserve"> HYPERLINK \l _Toc10680 </w:instrText>
+            <w:instrText xml:space="preserve"> HYPERLINK \l _Toc4737 </w:instrText>
           </w:r>
           <w:r>
             <w:rPr>
@@ -2495,7 +2493,7 @@
             <w:fldChar w:fldCharType="begin"/>
           </w:r>
           <w:r>
-            <w:instrText xml:space="preserve"> PAGEREF _Toc10680 \h </w:instrText>
+            <w:instrText xml:space="preserve"> PAGEREF _Toc4737 \h </w:instrText>
           </w:r>
           <w:r>
             <w:fldChar w:fldCharType="separate"/>
@@ -2533,7 +2531,7 @@
               <w:rFonts w:hint="eastAsia" w:ascii="宋体" w:hAnsi="宋体" w:eastAsia="宋体" w:cs="宋体"/>
               <w:szCs w:val="24"/>
             </w:rPr>
-            <w:instrText xml:space="preserve"> HYPERLINK \l _Toc9489 </w:instrText>
+            <w:instrText xml:space="preserve"> HYPERLINK \l _Toc9965 </w:instrText>
           </w:r>
           <w:r>
             <w:rPr>
@@ -2558,7 +2556,7 @@
             <w:fldChar w:fldCharType="begin"/>
           </w:r>
           <w:r>
-            <w:instrText xml:space="preserve"> PAGEREF _Toc9489 \h </w:instrText>
+            <w:instrText xml:space="preserve"> PAGEREF _Toc9965 \h </w:instrText>
           </w:r>
           <w:r>
             <w:fldChar w:fldCharType="separate"/>
@@ -2596,7 +2594,7 @@
               <w:rFonts w:hint="eastAsia" w:ascii="宋体" w:hAnsi="宋体" w:eastAsia="宋体" w:cs="宋体"/>
               <w:szCs w:val="24"/>
             </w:rPr>
-            <w:instrText xml:space="preserve"> HYPERLINK \l _Toc9155 </w:instrText>
+            <w:instrText xml:space="preserve"> HYPERLINK \l _Toc28829 </w:instrText>
           </w:r>
           <w:r>
             <w:rPr>
@@ -2621,7 +2619,7 @@
             <w:fldChar w:fldCharType="begin"/>
           </w:r>
           <w:r>
-            <w:instrText xml:space="preserve"> PAGEREF _Toc9155 \h </w:instrText>
+            <w:instrText xml:space="preserve"> PAGEREF _Toc28829 \h </w:instrText>
           </w:r>
           <w:r>
             <w:fldChar w:fldCharType="separate"/>
@@ -2659,7 +2657,7 @@
               <w:rFonts w:hint="eastAsia" w:ascii="宋体" w:hAnsi="宋体" w:eastAsia="宋体" w:cs="宋体"/>
               <w:szCs w:val="24"/>
             </w:rPr>
-            <w:instrText xml:space="preserve"> HYPERLINK \l _Toc21801 </w:instrText>
+            <w:instrText xml:space="preserve"> HYPERLINK \l _Toc8743 </w:instrText>
           </w:r>
           <w:r>
             <w:rPr>
@@ -2684,7 +2682,7 @@
             <w:fldChar w:fldCharType="begin"/>
           </w:r>
           <w:r>
-            <w:instrText xml:space="preserve"> PAGEREF _Toc21801 \h </w:instrText>
+            <w:instrText xml:space="preserve"> PAGEREF _Toc8743 \h </w:instrText>
           </w:r>
           <w:r>
             <w:fldChar w:fldCharType="separate"/>
@@ -2722,7 +2720,7 @@
               <w:rFonts w:hint="eastAsia" w:ascii="宋体" w:hAnsi="宋体" w:eastAsia="宋体" w:cs="宋体"/>
               <w:szCs w:val="24"/>
             </w:rPr>
-            <w:instrText xml:space="preserve"> HYPERLINK \l _Toc31103 </w:instrText>
+            <w:instrText xml:space="preserve"> HYPERLINK \l _Toc14186 </w:instrText>
           </w:r>
           <w:r>
             <w:rPr>
@@ -2751,7 +2749,7 @@
             <w:fldChar w:fldCharType="begin"/>
           </w:r>
           <w:r>
-            <w:instrText xml:space="preserve"> PAGEREF _Toc31103 \h </w:instrText>
+            <w:instrText xml:space="preserve"> PAGEREF _Toc14186 \h </w:instrText>
           </w:r>
           <w:r>
             <w:fldChar w:fldCharType="separate"/>
@@ -2789,7 +2787,7 @@
               <w:rFonts w:hint="eastAsia" w:ascii="宋体" w:hAnsi="宋体" w:eastAsia="宋体" w:cs="宋体"/>
               <w:szCs w:val="24"/>
             </w:rPr>
-            <w:instrText xml:space="preserve"> HYPERLINK \l _Toc24650 </w:instrText>
+            <w:instrText xml:space="preserve"> HYPERLINK \l _Toc14569 </w:instrText>
           </w:r>
           <w:r>
             <w:rPr>
@@ -2814,7 +2812,7 @@
             <w:fldChar w:fldCharType="begin"/>
           </w:r>
           <w:r>
-            <w:instrText xml:space="preserve"> PAGEREF _Toc24650 \h </w:instrText>
+            <w:instrText xml:space="preserve"> PAGEREF _Toc14569 \h </w:instrText>
           </w:r>
           <w:r>
             <w:fldChar w:fldCharType="separate"/>
@@ -2852,7 +2850,7 @@
               <w:rFonts w:hint="eastAsia" w:ascii="宋体" w:hAnsi="宋体" w:eastAsia="宋体" w:cs="宋体"/>
               <w:szCs w:val="24"/>
             </w:rPr>
-            <w:instrText xml:space="preserve"> HYPERLINK \l _Toc31096 </w:instrText>
+            <w:instrText xml:space="preserve"> HYPERLINK \l _Toc29639 </w:instrText>
           </w:r>
           <w:r>
             <w:rPr>
@@ -2882,7 +2880,7 @@
             <w:fldChar w:fldCharType="begin"/>
           </w:r>
           <w:r>
-            <w:instrText xml:space="preserve"> PAGEREF _Toc31096 \h </w:instrText>
+            <w:instrText xml:space="preserve"> PAGEREF _Toc29639 \h </w:instrText>
           </w:r>
           <w:r>
             <w:fldChar w:fldCharType="separate"/>
@@ -2920,7 +2918,7 @@
               <w:rFonts w:hint="eastAsia" w:ascii="宋体" w:hAnsi="宋体" w:eastAsia="宋体" w:cs="宋体"/>
               <w:szCs w:val="24"/>
             </w:rPr>
-            <w:instrText xml:space="preserve"> HYPERLINK \l _Toc11654 </w:instrText>
+            <w:instrText xml:space="preserve"> HYPERLINK \l _Toc15245 </w:instrText>
           </w:r>
           <w:r>
             <w:rPr>
@@ -2950,7 +2948,7 @@
             <w:fldChar w:fldCharType="begin"/>
           </w:r>
           <w:r>
-            <w:instrText xml:space="preserve"> PAGEREF _Toc11654 \h </w:instrText>
+            <w:instrText xml:space="preserve"> PAGEREF _Toc15245 \h </w:instrText>
           </w:r>
           <w:r>
             <w:fldChar w:fldCharType="separate"/>
@@ -2988,7 +2986,7 @@
               <w:rFonts w:hint="eastAsia" w:ascii="宋体" w:hAnsi="宋体" w:eastAsia="宋体" w:cs="宋体"/>
               <w:szCs w:val="24"/>
             </w:rPr>
-            <w:instrText xml:space="preserve"> HYPERLINK \l _Toc8105 </w:instrText>
+            <w:instrText xml:space="preserve"> HYPERLINK \l _Toc6093 </w:instrText>
           </w:r>
           <w:r>
             <w:rPr>
@@ -3018,7 +3016,7 @@
             <w:fldChar w:fldCharType="begin"/>
           </w:r>
           <w:r>
-            <w:instrText xml:space="preserve"> PAGEREF _Toc8105 \h </w:instrText>
+            <w:instrText xml:space="preserve"> PAGEREF _Toc6093 \h </w:instrText>
           </w:r>
           <w:r>
             <w:fldChar w:fldCharType="separate"/>
@@ -3090,7 +3088,7 @@
         <w:pStyle w:val="28"/>
         <w:bidi w:val="0"/>
       </w:pPr>
-      <w:bookmarkStart w:id="2" w:name="_Toc4584"/>
+      <w:bookmarkStart w:id="2" w:name="_Toc23125"/>
       <w:r>
         <w:t>目的</w:t>
       </w:r>
@@ -3100,10 +3098,23 @@
       <w:pPr>
         <w:pStyle w:val="29"/>
         <w:bidi w:val="0"/>
+        <w:rPr>
+          <w:rFonts w:hint="eastAsia" w:eastAsia="宋体"/>
+          <w:lang w:eastAsia="zh-CN"/>
+        </w:rPr>
       </w:pPr>
       <w:r>
         <w:t>为实现统一接收并高效处理客户服务请求、协调内外部资源以保障服务品质、最终提升客户满意度的目的，特制定此制度</w:t>
       </w:r>
+      <w:r>
+        <w:rPr>
+          <w:rFonts w:hint="eastAsia"/>
+          <w:lang w:eastAsia="zh-CN"/>
+        </w:rPr>
+        <w:t>。</w:t>
+      </w:r>
+      <w:bookmarkStart w:id="36" w:name="_GoBack"/>
+      <w:bookmarkEnd w:id="36"/>
     </w:p>
     <w:p>
       <w:pPr>
@@ -3115,6 +3126,7 @@
         </w:rPr>
       </w:pPr>
       <w:bookmarkStart w:id="3" w:name="_Toc3209"/>
+      <w:bookmarkStart w:id="4" w:name="_Toc936"/>
       <w:r>
         <w:rPr>
           <w:rFonts w:hint="eastAsia"/>
@@ -3123,6 +3135,7 @@
         <w:t>原则</w:t>
       </w:r>
       <w:bookmarkEnd w:id="3"/>
+      <w:bookmarkEnd w:id="4"/>
     </w:p>
     <w:p>
       <w:pPr>
@@ -3283,7 +3296,7 @@
         <w:pStyle w:val="28"/>
         <w:bidi w:val="0"/>
       </w:pPr>
-      <w:bookmarkStart w:id="4" w:name="_Toc13547"/>
+      <w:bookmarkStart w:id="5" w:name="_Toc18926"/>
       <w:r>
         <w:rPr>
           <w:rFonts w:hint="eastAsia"/>
@@ -3294,7 +3307,7 @@
       <w:r>
         <w:t>范围</w:t>
       </w:r>
-      <w:bookmarkEnd w:id="4"/>
+      <w:bookmarkEnd w:id="5"/>
     </w:p>
     <w:p>
       <w:pPr>
@@ -3314,7 +3327,7 @@
           <w:lang w:val="en-US" w:eastAsia="zh-CN"/>
         </w:rPr>
       </w:pPr>
-      <w:bookmarkStart w:id="5" w:name="_Toc21537"/>
+      <w:bookmarkStart w:id="6" w:name="_Toc9035"/>
       <w:r>
         <w:rPr>
           <w:rFonts w:hint="eastAsia"/>
@@ -3322,7 +3335,7 @@
         </w:rPr>
         <w:t>岗位职责</w:t>
       </w:r>
-      <w:bookmarkEnd w:id="5"/>
+      <w:bookmarkEnd w:id="6"/>
     </w:p>
     <w:p>
       <w:pPr>
@@ -3333,7 +3346,8 @@
           <w:lang w:val="en-US" w:eastAsia="zh-CN"/>
         </w:rPr>
       </w:pPr>
-      <w:bookmarkStart w:id="6" w:name="_Toc18908"/>
+      <w:bookmarkStart w:id="7" w:name="_Toc18908"/>
+      <w:bookmarkStart w:id="8" w:name="_Toc31188"/>
       <w:r>
         <w:rPr>
           <w:rFonts w:hint="eastAsia"/>
@@ -3341,7 +3355,8 @@
         </w:rPr>
         <w:t>服务台经理</w:t>
       </w:r>
-      <w:bookmarkEnd w:id="6"/>
+      <w:bookmarkEnd w:id="7"/>
+      <w:bookmarkEnd w:id="8"/>
     </w:p>
     <w:p>
       <w:pPr>
@@ -3464,7 +3479,7 @@
           <w:lang w:val="en-US" w:eastAsia="zh-CN"/>
         </w:rPr>
       </w:pPr>
-      <w:bookmarkStart w:id="7" w:name="_Toc22858"/>
+      <w:bookmarkStart w:id="9" w:name="_Toc22730"/>
       <w:r>
         <w:rPr>
           <w:rFonts w:hint="eastAsia"/>
@@ -3472,7 +3487,7 @@
         </w:rPr>
         <w:t>服务台专员</w:t>
       </w:r>
-      <w:bookmarkEnd w:id="7"/>
+      <w:bookmarkEnd w:id="9"/>
     </w:p>
     <w:p>
       <w:pPr>
@@ -3604,7 +3619,7 @@
           <w:lang w:val="en-US" w:eastAsia="zh-CN"/>
         </w:rPr>
       </w:pPr>
-      <w:bookmarkStart w:id="8" w:name="_Toc22800"/>
+      <w:bookmarkStart w:id="10" w:name="_Toc13542"/>
       <w:r>
         <w:rPr>
           <w:rFonts w:hint="eastAsia"/>
@@ -3612,7 +3627,7 @@
         </w:rPr>
         <w:t>服务台工作实施</w:t>
       </w:r>
-      <w:bookmarkEnd w:id="8"/>
+      <w:bookmarkEnd w:id="10"/>
     </w:p>
     <w:p>
       <w:pPr>
@@ -3670,7 +3685,7 @@
           <w:lang w:val="en-US" w:eastAsia="zh-CN"/>
         </w:rPr>
       </w:pPr>
-      <w:bookmarkStart w:id="9" w:name="_Toc4024"/>
+      <w:bookmarkStart w:id="11" w:name="_Toc4999"/>
       <w:r>
         <w:rPr>
           <w:rFonts w:hint="eastAsia"/>
@@ -3678,7 +3693,7 @@
         </w:rPr>
         <w:t>服务台工作模式与支持渠道</w:t>
       </w:r>
-      <w:bookmarkEnd w:id="9"/>
+      <w:bookmarkEnd w:id="11"/>
     </w:p>
     <w:p>
       <w:pPr>
@@ -3834,11 +3849,11 @@
         <w:pStyle w:val="31"/>
         <w:bidi w:val="0"/>
       </w:pPr>
-      <w:bookmarkStart w:id="10" w:name="_Toc18756"/>
+      <w:bookmarkStart w:id="12" w:name="_Toc17657"/>
       <w:r>
         <w:t>事件接收和记录</w:t>
       </w:r>
-      <w:bookmarkEnd w:id="10"/>
+      <w:bookmarkEnd w:id="12"/>
     </w:p>
     <w:p>
       <w:pPr>
@@ -3872,11 +3887,11 @@
         <w:pStyle w:val="31"/>
         <w:bidi w:val="0"/>
       </w:pPr>
-      <w:bookmarkStart w:id="11" w:name="_Toc17859"/>
+      <w:bookmarkStart w:id="13" w:name="_Toc5652"/>
       <w:r>
         <w:t>告知顾客服务已受理</w:t>
       </w:r>
-      <w:bookmarkEnd w:id="11"/>
+      <w:bookmarkEnd w:id="13"/>
     </w:p>
     <w:p>
       <w:pPr>
@@ -3892,11 +3907,11 @@
         <w:pStyle w:val="31"/>
         <w:bidi w:val="0"/>
       </w:pPr>
-      <w:bookmarkStart w:id="12" w:name="_Toc20431"/>
+      <w:bookmarkStart w:id="14" w:name="_Toc18973"/>
       <w:r>
         <w:t>将服务请求转至处理部门</w:t>
       </w:r>
-      <w:bookmarkEnd w:id="12"/>
+      <w:bookmarkEnd w:id="14"/>
     </w:p>
     <w:p>
       <w:pPr>
@@ -3947,11 +3962,11 @@
         <w:pStyle w:val="31"/>
         <w:bidi w:val="0"/>
       </w:pPr>
-      <w:bookmarkStart w:id="13" w:name="_Toc573"/>
+      <w:bookmarkStart w:id="15" w:name="_Toc28901"/>
       <w:r>
         <w:t>执行服务处理流程</w:t>
       </w:r>
-      <w:bookmarkEnd w:id="13"/>
+      <w:bookmarkEnd w:id="15"/>
     </w:p>
     <w:p>
       <w:pPr>
@@ -3998,11 +4013,11 @@
         <w:pStyle w:val="31"/>
         <w:bidi w:val="0"/>
       </w:pPr>
-      <w:bookmarkStart w:id="14" w:name="_Toc19373"/>
+      <w:bookmarkStart w:id="16" w:name="_Toc18708"/>
       <w:r>
         <w:t>跟踪处理进程</w:t>
       </w:r>
-      <w:bookmarkEnd w:id="14"/>
+      <w:bookmarkEnd w:id="16"/>
     </w:p>
     <w:p>
       <w:pPr>
@@ -4036,11 +4051,11 @@
         <w:pStyle w:val="31"/>
         <w:bidi w:val="0"/>
       </w:pPr>
-      <w:bookmarkStart w:id="15" w:name="_Toc5599"/>
+      <w:bookmarkStart w:id="17" w:name="_Toc23398"/>
       <w:r>
         <w:t>确认服务请求得到适当处理</w:t>
       </w:r>
-      <w:bookmarkEnd w:id="15"/>
+      <w:bookmarkEnd w:id="17"/>
     </w:p>
     <w:p>
       <w:pPr>
@@ -4065,11 +4080,11 @@
         <w:pStyle w:val="31"/>
         <w:bidi w:val="0"/>
       </w:pPr>
-      <w:bookmarkStart w:id="16" w:name="_Toc10680"/>
+      <w:bookmarkStart w:id="18" w:name="_Toc4737"/>
       <w:r>
         <w:t>关闭服务请求</w:t>
       </w:r>
-      <w:bookmarkEnd w:id="16"/>
+      <w:bookmarkEnd w:id="18"/>
     </w:p>
     <w:p>
       <w:pPr>
@@ -4092,11 +4107,11 @@
         <w:pStyle w:val="31"/>
         <w:bidi w:val="0"/>
       </w:pPr>
-      <w:bookmarkStart w:id="17" w:name="_Toc9489"/>
+      <w:bookmarkStart w:id="19" w:name="_Toc9965"/>
       <w:r>
         <w:t>需求满意度调查</w:t>
       </w:r>
-      <w:bookmarkEnd w:id="17"/>
+      <w:bookmarkEnd w:id="19"/>
     </w:p>
     <w:p>
       <w:pPr>
@@ -4112,11 +4127,11 @@
         <w:pStyle w:val="30"/>
         <w:bidi w:val="0"/>
       </w:pPr>
-      <w:bookmarkStart w:id="18" w:name="_Toc9155"/>
+      <w:bookmarkStart w:id="20" w:name="_Toc28829"/>
       <w:r>
         <w:t>服务台的工作模式</w:t>
       </w:r>
-      <w:bookmarkEnd w:id="18"/>
+      <w:bookmarkEnd w:id="20"/>
     </w:p>
     <w:p>
       <w:pPr>
@@ -4279,13 +4294,13 @@
         <w:pStyle w:val="30"/>
         <w:bidi w:val="0"/>
       </w:pPr>
-      <w:bookmarkStart w:id="19" w:name="bookmark7"/>
-      <w:bookmarkEnd w:id="19"/>
-      <w:bookmarkStart w:id="20" w:name="_Toc21801"/>
+      <w:bookmarkStart w:id="21" w:name="bookmark7"/>
+      <w:bookmarkEnd w:id="21"/>
+      <w:bookmarkStart w:id="22" w:name="_Toc8743"/>
       <w:r>
         <w:t>管理顾客关系</w:t>
       </w:r>
-      <w:bookmarkEnd w:id="20"/>
+      <w:bookmarkEnd w:id="22"/>
     </w:p>
     <w:p>
       <w:pPr>
@@ -4301,11 +4316,12 @@
         <w:pStyle w:val="30"/>
         <w:bidi w:val="0"/>
       </w:pPr>
-      <w:bookmarkStart w:id="21" w:name="bookmark8"/>
-      <w:bookmarkEnd w:id="21"/>
-      <w:bookmarkStart w:id="22" w:name="bookmark9"/>
-      <w:bookmarkEnd w:id="22"/>
-      <w:bookmarkStart w:id="23" w:name="_Toc31093"/>
+      <w:bookmarkStart w:id="23" w:name="bookmark9"/>
+      <w:bookmarkEnd w:id="23"/>
+      <w:bookmarkStart w:id="24" w:name="bookmark8"/>
+      <w:bookmarkEnd w:id="24"/>
+      <w:bookmarkStart w:id="25" w:name="_Toc31093"/>
+      <w:bookmarkStart w:id="26" w:name="_Toc14186"/>
       <w:r>
         <w:rPr>
           <w:rFonts w:hint="eastAsia"/>
@@ -4313,7 +4329,8 @@
         </w:rPr>
         <w:t>信息提供与发布职能</w:t>
       </w:r>
-      <w:bookmarkEnd w:id="23"/>
+      <w:bookmarkEnd w:id="25"/>
+      <w:bookmarkEnd w:id="26"/>
     </w:p>
     <w:p>
       <w:pPr>
@@ -4350,11 +4367,11 @@
         <w:pStyle w:val="30"/>
         <w:bidi w:val="0"/>
       </w:pPr>
-      <w:bookmarkStart w:id="24" w:name="_Toc24650"/>
+      <w:bookmarkStart w:id="27" w:name="_Toc14569"/>
       <w:r>
         <w:t>考核指标</w:t>
       </w:r>
-      <w:bookmarkEnd w:id="24"/>
+      <w:bookmarkEnd w:id="27"/>
     </w:p>
     <w:tbl>
       <w:tblPr>
@@ -4711,10 +4728,11 @@
           <w:lang w:val="en-US" w:eastAsia="zh-CN"/>
         </w:rPr>
       </w:pPr>
-      <w:bookmarkStart w:id="25" w:name="bookmark3"/>
-      <w:bookmarkEnd w:id="25"/>
-      <w:bookmarkStart w:id="26" w:name="_Toc30996"/>
-      <w:bookmarkStart w:id="27" w:name="_Toc17424"/>
+      <w:bookmarkStart w:id="28" w:name="bookmark3"/>
+      <w:bookmarkEnd w:id="28"/>
+      <w:bookmarkStart w:id="29" w:name="_Toc30996"/>
+      <w:bookmarkStart w:id="30" w:name="_Toc17424"/>
+      <w:bookmarkStart w:id="31" w:name="_Toc29639"/>
       <w:r>
         <w:rPr>
           <w:rStyle w:val="38"/>
@@ -4723,8 +4741,9 @@
         </w:rPr>
         <w:t>附则</w:t>
       </w:r>
-      <w:bookmarkEnd w:id="26"/>
-      <w:bookmarkEnd w:id="27"/>
+      <w:bookmarkEnd w:id="29"/>
+      <w:bookmarkEnd w:id="30"/>
+      <w:bookmarkEnd w:id="31"/>
     </w:p>
     <w:p>
       <w:pPr>
@@ -4829,9 +4848,9 @@
           <w:lang w:val="en-US" w:eastAsia="zh-CN"/>
         </w:rPr>
       </w:pPr>
-      <w:bookmarkStart w:id="28" w:name="bookmark14"/>
-      <w:bookmarkEnd w:id="28"/>
-      <w:bookmarkStart w:id="29" w:name="_Toc11654"/>
+      <w:bookmarkStart w:id="32" w:name="bookmark14"/>
+      <w:bookmarkEnd w:id="32"/>
+      <w:bookmarkStart w:id="33" w:name="_Toc15245"/>
       <w:r>
         <w:rPr>
           <w:rFonts w:hint="eastAsia"/>
@@ -4839,7 +4858,7 @@
         </w:rPr>
         <w:t>附件</w:t>
       </w:r>
-      <w:bookmarkEnd w:id="29"/>
+      <w:bookmarkEnd w:id="33"/>
     </w:p>
     <w:p>
       <w:pPr>
@@ -4866,7 +4885,7 @@
           <w:lang w:val="en-US" w:eastAsia="zh-CN"/>
         </w:rPr>
       </w:pPr>
-      <w:bookmarkStart w:id="30" w:name="_Toc8105"/>
+      <w:bookmarkStart w:id="34" w:name="_Toc6093"/>
       <w:r>
         <w:rPr>
           <w:rFonts w:hint="eastAsia"/>
@@ -4874,7 +4893,7 @@
         </w:rPr>
         <w:t>记录</w:t>
       </w:r>
-      <w:bookmarkEnd w:id="30"/>
+      <w:bookmarkEnd w:id="34"/>
     </w:p>
     <w:p>
       <w:pPr>
@@ -4902,8 +4921,8 @@
           <w:lang w:val="en-US" w:eastAsia="zh-CN"/>
         </w:rPr>
       </w:pPr>
-      <w:bookmarkStart w:id="31" w:name="bookmark13"/>
-      <w:bookmarkEnd w:id="31"/>
+      <w:bookmarkStart w:id="35" w:name="bookmark13"/>
+      <w:bookmarkEnd w:id="35"/>
       <w:r>
         <w:t>《客户投诉反馈表》</w:t>
       </w:r>
